--- a/backend-exhibits/Box to SharePoint Online Advanced Plan - Advanced Include.docx
+++ b/backend-exhibits/Box to SharePoint Online Advanced Plan - Advanced Include.docx
@@ -16,7 +16,7 @@
         <w:tblCellMar>
           <w:top w:w="95" w:type="dxa"/>
           <w:left w:w="63" w:type="dxa"/>
-          <w:right w:w="82" w:type="dxa"/>
+          <w:right w:w="115" w:type="dxa"/>
         </w:tblCellMar>
         <w:tblLook w:val="04A0" w:firstRow="1" w:lastRow="0" w:firstColumn="1" w:lastColumn="0" w:noHBand="0" w:noVBand="1"/>
       </w:tblPr>
@@ -42,7 +42,7 @@
           </w:tcPr>
           <w:p>
             <w:pPr>
-              <w:ind w:left="19"/>
+              <w:ind w:left="52"/>
               <w:jc w:val="center"/>
               <w:rPr>
                 <w:rFonts w:ascii="Arial" w:hAnsi="Arial" w:cs="Arial"/>
@@ -57,14 +57,41 @@
                 <w:sz w:val="21"/>
                 <w:szCs w:val="21"/>
               </w:rPr>
-              <w:t>INCLUDED IN BOX TO SHAREPOINT ONLINE MIGRATION FEATURES</w:t>
+              <w:t xml:space="preserve">INCLUDED IN </w:t>
+            </w:r>
+            <w:r>
+              <w:rPr>
+                <w:rFonts w:ascii="Arial" w:eastAsia="Arial" w:hAnsi="Arial" w:cs="Arial"/>
+                <w:b/>
+                <w:sz w:val="21"/>
+                <w:szCs w:val="21"/>
+              </w:rPr>
+              <w:t>BOX TO SHAREPOINT ONLINE</w:t>
+            </w:r>
+            <w:r>
+              <w:rPr>
+                <w:rFonts w:ascii="Arial" w:eastAsia="Arial" w:hAnsi="Arial" w:cs="Arial"/>
+                <w:b/>
+                <w:sz w:val="21"/>
+                <w:szCs w:val="21"/>
+              </w:rPr>
+              <w:t xml:space="preserve"> </w:t>
+            </w:r>
+            <w:r>
+              <w:rPr>
+                <w:rFonts w:ascii="Arial" w:eastAsia="Arial" w:hAnsi="Arial" w:cs="Arial"/>
+                <w:b/>
+                <w:sz w:val="21"/>
+                <w:szCs w:val="21"/>
+              </w:rPr>
+              <w:t>MIGRATION FEATURES</w:t>
             </w:r>
           </w:p>
         </w:tc>
       </w:tr>
       <w:tr>
         <w:trPr>
-          <w:trHeight w:val="662"/>
+          <w:trHeight w:val="640"/>
         </w:trPr>
         <w:tc>
           <w:tcPr>
@@ -81,68 +108,21 @@
               <w:ind w:left="3"/>
               <w:rPr>
                 <w:rFonts w:ascii="Arial" w:hAnsi="Arial" w:cs="Arial"/>
-                <w:sz w:val="21"/>
-                <w:szCs w:val="21"/>
-              </w:rPr>
-            </w:pPr>
-            <w:r>
-              <w:rPr>
-                <w:rFonts w:ascii="Arial" w:eastAsia="Arial" w:hAnsi="Arial" w:cs="Arial"/>
-                <w:b/>
-                <w:sz w:val="21"/>
-                <w:szCs w:val="21"/>
-              </w:rPr>
-              <w:t xml:space="preserve">Data </w:t>
-            </w:r>
-            <w:proofErr w:type="gramStart"/>
-            <w:r>
-              <w:rPr>
-                <w:rFonts w:ascii="Arial" w:eastAsia="Arial" w:hAnsi="Arial" w:cs="Arial"/>
-                <w:b/>
-                <w:sz w:val="21"/>
-                <w:szCs w:val="21"/>
-              </w:rPr>
-              <w:t>Migration(</w:t>
-            </w:r>
-            <w:proofErr w:type="gramEnd"/>
-            <w:r>
-              <w:rPr>
-                <w:rFonts w:ascii="Arial" w:eastAsia="Arial" w:hAnsi="Arial" w:cs="Arial"/>
-                <w:b/>
-                <w:sz w:val="21"/>
-                <w:szCs w:val="21"/>
-              </w:rPr>
-              <w:t xml:space="preserve">Files &amp; </w:t>
-            </w:r>
-          </w:p>
-          <w:p>
-            <w:pPr>
-              <w:ind w:left="3"/>
-              <w:rPr>
-                <w:rFonts w:ascii="Arial" w:hAnsi="Arial" w:cs="Arial"/>
-                <w:sz w:val="21"/>
-                <w:szCs w:val="21"/>
-              </w:rPr>
-            </w:pPr>
-            <w:proofErr w:type="spellStart"/>
-            <w:r>
-              <w:rPr>
-                <w:rFonts w:ascii="Arial" w:eastAsia="Arial" w:hAnsi="Arial" w:cs="Arial"/>
-                <w:b/>
-                <w:sz w:val="21"/>
-                <w:szCs w:val="21"/>
-              </w:rPr>
-              <w:t>Folderswith</w:t>
-            </w:r>
-            <w:proofErr w:type="spellEnd"/>
-            <w:r>
-              <w:rPr>
-                <w:rFonts w:ascii="Arial" w:eastAsia="Arial" w:hAnsi="Arial" w:cs="Arial"/>
-                <w:b/>
-                <w:sz w:val="21"/>
-                <w:szCs w:val="21"/>
-              </w:rPr>
-              <w:t xml:space="preserve"> structure)</w:t>
+                <w:b/>
+                <w:bCs/>
+                <w:sz w:val="21"/>
+                <w:szCs w:val="21"/>
+              </w:rPr>
+            </w:pPr>
+            <w:r>
+              <w:rPr>
+                <w:rFonts w:ascii="Arial" w:hAnsi="Arial" w:cs="Arial"/>
+                <w:b/>
+                <w:bCs/>
+                <w:sz w:val="21"/>
+                <w:szCs w:val="21"/>
+              </w:rPr>
+              <w:t>One Time Migration</w:t>
             </w:r>
           </w:p>
         </w:tc>
@@ -164,27 +144,17 @@
                 <w:szCs w:val="21"/>
               </w:rPr>
             </w:pPr>
-            <w:proofErr w:type="spellStart"/>
-            <w:r>
-              <w:rPr>
-                <w:rFonts w:ascii="Arial" w:eastAsia="Arial" w:hAnsi="Arial" w:cs="Arial"/>
-                <w:sz w:val="21"/>
-                <w:szCs w:val="21"/>
-              </w:rPr>
-              <w:t>CloudFuze</w:t>
-            </w:r>
-            <w:proofErr w:type="spellEnd"/>
-            <w:r>
-              <w:rPr>
-                <w:rFonts w:ascii="Arial" w:eastAsia="Arial" w:hAnsi="Arial" w:cs="Arial"/>
-                <w:sz w:val="21"/>
-                <w:szCs w:val="21"/>
-              </w:rPr>
-              <w:t xml:space="preserve"> ensures the seamless migration of the data from the source cloud to destination, preserving the accuracy and integrity of the data structure</w:t>
-            </w:r>
-            <w:r>
-              <w:rPr>
-                <w:rFonts w:ascii="Arial" w:eastAsia="Times New Roman" w:hAnsi="Arial" w:cs="Arial"/>
+            <w:r>
+              <w:rPr>
+                <w:rFonts w:ascii="Arial" w:hAnsi="Arial" w:cs="Arial"/>
+                <w:sz w:val="21"/>
+                <w:szCs w:val="21"/>
+              </w:rPr>
+              <w:t>The initial data migration from source to destination is considered as One-time migration</w:t>
+            </w:r>
+            <w:r>
+              <w:rPr>
+                <w:rFonts w:ascii="Arial" w:hAnsi="Arial" w:cs="Arial"/>
                 <w:sz w:val="21"/>
                 <w:szCs w:val="21"/>
               </w:rPr>
@@ -195,7 +165,7 @@
       </w:tr>
       <w:tr>
         <w:trPr>
-          <w:trHeight w:val="660"/>
+          <w:trHeight w:val="465"/>
         </w:trPr>
         <w:tc>
           <w:tcPr>
@@ -212,14 +182,243 @@
               <w:ind w:left="3"/>
               <w:rPr>
                 <w:rFonts w:ascii="Arial" w:hAnsi="Arial" w:cs="Arial"/>
-                <w:sz w:val="21"/>
-                <w:szCs w:val="21"/>
-              </w:rPr>
-            </w:pPr>
-            <w:r>
-              <w:rPr>
-                <w:rFonts w:ascii="Arial" w:eastAsia="Arial" w:hAnsi="Arial" w:cs="Arial"/>
-                <w:b/>
+                <w:b/>
+                <w:bCs/>
+                <w:sz w:val="21"/>
+                <w:szCs w:val="21"/>
+              </w:rPr>
+            </w:pPr>
+            <w:r>
+              <w:rPr>
+                <w:rFonts w:ascii="Arial" w:hAnsi="Arial" w:cs="Arial"/>
+                <w:b/>
+                <w:bCs/>
+                <w:sz w:val="21"/>
+                <w:szCs w:val="21"/>
+              </w:rPr>
+              <w:t>Delta Migration</w:t>
+            </w:r>
+          </w:p>
+        </w:tc>
+        <w:tc>
+          <w:tcPr>
+            <w:tcW w:w="7603" w:type="dxa"/>
+            <w:tcBorders>
+              <w:top w:val="single" w:sz="6" w:space="0" w:color="666666"/>
+              <w:left w:val="single" w:sz="6" w:space="0" w:color="666666"/>
+              <w:bottom w:val="single" w:sz="6" w:space="0" w:color="666666"/>
+              <w:right w:val="single" w:sz="6" w:space="0" w:color="666666"/>
+            </w:tcBorders>
+          </w:tcPr>
+          <w:p>
+            <w:pPr>
+              <w:spacing w:line="240" w:lineRule="auto"/>
+              <w:rPr>
+                <w:rFonts w:ascii="Arial" w:eastAsia="Times New Roman" w:hAnsi="Arial" w:cs="Arial"/>
+                <w:sz w:val="21"/>
+                <w:szCs w:val="21"/>
+              </w:rPr>
+            </w:pPr>
+            <w:r>
+              <w:rPr>
+                <w:rFonts w:ascii="Arial" w:hAnsi="Arial" w:cs="Arial"/>
+                <w:sz w:val="21"/>
+                <w:szCs w:val="21"/>
+              </w:rPr>
+              <w:t>Migration of incremental changes made in source during the onetime migration.</w:t>
+            </w:r>
+          </w:p>
+          <w:p>
+            <w:pPr>
+              <w:rPr>
+                <w:rFonts w:ascii="Arial" w:hAnsi="Arial" w:cs="Arial"/>
+                <w:sz w:val="21"/>
+                <w:szCs w:val="21"/>
+              </w:rPr>
+            </w:pPr>
+          </w:p>
+        </w:tc>
+      </w:tr>
+      <w:tr>
+        <w:trPr>
+          <w:trHeight w:val="842"/>
+        </w:trPr>
+        <w:tc>
+          <w:tcPr>
+            <w:tcW w:w="3118" w:type="dxa"/>
+            <w:tcBorders>
+              <w:top w:val="single" w:sz="6" w:space="0" w:color="666666"/>
+              <w:left w:val="single" w:sz="6" w:space="0" w:color="666666"/>
+              <w:bottom w:val="single" w:sz="6" w:space="0" w:color="666666"/>
+              <w:right w:val="single" w:sz="6" w:space="0" w:color="666666"/>
+            </w:tcBorders>
+          </w:tcPr>
+          <w:p>
+            <w:pPr>
+              <w:ind w:left="3"/>
+              <w:rPr>
+                <w:rFonts w:ascii="Arial" w:hAnsi="Arial" w:cs="Arial"/>
+                <w:b/>
+                <w:bCs/>
+                <w:sz w:val="21"/>
+                <w:szCs w:val="21"/>
+              </w:rPr>
+            </w:pPr>
+            <w:r>
+              <w:rPr>
+                <w:rFonts w:ascii="Arial" w:hAnsi="Arial" w:cs="Arial"/>
+                <w:b/>
+                <w:bCs/>
+                <w:sz w:val="21"/>
+                <w:szCs w:val="21"/>
+              </w:rPr>
+              <w:t>Folder Display</w:t>
+            </w:r>
+          </w:p>
+        </w:tc>
+        <w:tc>
+          <w:tcPr>
+            <w:tcW w:w="7603" w:type="dxa"/>
+            <w:tcBorders>
+              <w:top w:val="single" w:sz="6" w:space="0" w:color="666666"/>
+              <w:left w:val="single" w:sz="6" w:space="0" w:color="666666"/>
+              <w:bottom w:val="single" w:sz="6" w:space="0" w:color="666666"/>
+              <w:right w:val="single" w:sz="6" w:space="0" w:color="666666"/>
+            </w:tcBorders>
+          </w:tcPr>
+          <w:p>
+            <w:pPr>
+              <w:rPr>
+                <w:rFonts w:ascii="Arial" w:hAnsi="Arial" w:cs="Arial"/>
+                <w:sz w:val="21"/>
+                <w:szCs w:val="21"/>
+              </w:rPr>
+            </w:pPr>
+            <w:r>
+              <w:rPr>
+                <w:rFonts w:ascii="Arial" w:hAnsi="Arial" w:cs="Arial"/>
+                <w:sz w:val="21"/>
+                <w:szCs w:val="21"/>
+              </w:rPr>
+              <w:t xml:space="preserve">An option to map source and destination users through a visual selection of folders in the </w:t>
+            </w:r>
+            <w:proofErr w:type="spellStart"/>
+            <w:r>
+              <w:rPr>
+                <w:rFonts w:ascii="Arial" w:hAnsi="Arial" w:cs="Arial"/>
+                <w:sz w:val="21"/>
+                <w:szCs w:val="21"/>
+              </w:rPr>
+              <w:t>CloudFuze</w:t>
+            </w:r>
+            <w:proofErr w:type="spellEnd"/>
+            <w:r>
+              <w:rPr>
+                <w:rFonts w:ascii="Arial" w:hAnsi="Arial" w:cs="Arial"/>
+                <w:sz w:val="21"/>
+                <w:szCs w:val="21"/>
+              </w:rPr>
+              <w:t xml:space="preserve"> webapp.</w:t>
+            </w:r>
+          </w:p>
+        </w:tc>
+      </w:tr>
+      <w:tr>
+        <w:trPr>
+          <w:trHeight w:val="497"/>
+        </w:trPr>
+        <w:tc>
+          <w:tcPr>
+            <w:tcW w:w="3118" w:type="dxa"/>
+            <w:tcBorders>
+              <w:top w:val="single" w:sz="6" w:space="0" w:color="666666"/>
+              <w:left w:val="single" w:sz="6" w:space="0" w:color="666666"/>
+              <w:bottom w:val="single" w:sz="6" w:space="0" w:color="666666"/>
+              <w:right w:val="single" w:sz="6" w:space="0" w:color="666666"/>
+            </w:tcBorders>
+          </w:tcPr>
+          <w:p>
+            <w:pPr>
+              <w:ind w:left="3"/>
+              <w:rPr>
+                <w:rFonts w:ascii="Arial" w:hAnsi="Arial" w:cs="Arial"/>
+                <w:b/>
+                <w:bCs/>
+                <w:sz w:val="21"/>
+                <w:szCs w:val="21"/>
+              </w:rPr>
+            </w:pPr>
+            <w:r>
+              <w:rPr>
+                <w:rFonts w:ascii="Arial" w:hAnsi="Arial" w:cs="Arial"/>
+                <w:b/>
+                <w:bCs/>
+                <w:sz w:val="21"/>
+                <w:szCs w:val="21"/>
+              </w:rPr>
+              <w:t>Versions</w:t>
+            </w:r>
+          </w:p>
+        </w:tc>
+        <w:tc>
+          <w:tcPr>
+            <w:tcW w:w="7603" w:type="dxa"/>
+            <w:tcBorders>
+              <w:top w:val="single" w:sz="6" w:space="0" w:color="666666"/>
+              <w:left w:val="single" w:sz="6" w:space="0" w:color="666666"/>
+              <w:bottom w:val="single" w:sz="6" w:space="0" w:color="666666"/>
+              <w:right w:val="single" w:sz="6" w:space="0" w:color="666666"/>
+            </w:tcBorders>
+          </w:tcPr>
+          <w:p>
+            <w:pPr>
+              <w:rPr>
+                <w:rFonts w:ascii="Arial" w:hAnsi="Arial" w:cs="Arial"/>
+                <w:sz w:val="21"/>
+                <w:szCs w:val="21"/>
+              </w:rPr>
+            </w:pPr>
+            <w:r>
+              <w:rPr>
+                <w:rFonts w:ascii="Arial" w:hAnsi="Arial" w:cs="Arial"/>
+                <w:sz w:val="21"/>
+                <w:szCs w:val="21"/>
+              </w:rPr>
+              <w:t>Migration of all file versions from source to destination.</w:t>
+            </w:r>
+          </w:p>
+        </w:tc>
+      </w:tr>
+      <w:tr>
+        <w:trPr>
+          <w:trHeight w:val="708"/>
+        </w:trPr>
+        <w:tc>
+          <w:tcPr>
+            <w:tcW w:w="3118" w:type="dxa"/>
+            <w:tcBorders>
+              <w:top w:val="single" w:sz="6" w:space="0" w:color="666666"/>
+              <w:left w:val="single" w:sz="6" w:space="0" w:color="666666"/>
+              <w:bottom w:val="single" w:sz="6" w:space="0" w:color="666666"/>
+              <w:right w:val="single" w:sz="6" w:space="0" w:color="666666"/>
+            </w:tcBorders>
+          </w:tcPr>
+          <w:p>
+            <w:pPr>
+              <w:ind w:left="3"/>
+              <w:rPr>
+                <w:rFonts w:ascii="Arial" w:hAnsi="Arial" w:cs="Arial"/>
+                <w:b/>
+                <w:bCs/>
+                <w:sz w:val="21"/>
+                <w:szCs w:val="21"/>
+              </w:rPr>
+            </w:pPr>
+            <w:r>
+              <w:rPr>
+                <w:rFonts w:ascii="Arial" w:hAnsi="Arial" w:cs="Arial"/>
+                <w:b/>
+                <w:bCs/>
                 <w:sz w:val="21"/>
                 <w:szCs w:val="21"/>
               </w:rPr>
@@ -247,7 +446,7 @@
             </w:pPr>
             <w:r>
               <w:rPr>
-                <w:rFonts w:ascii="Arial" w:eastAsia="Arial" w:hAnsi="Arial" w:cs="Arial"/>
+                <w:rFonts w:ascii="Arial" w:hAnsi="Arial" w:cs="Arial"/>
                 <w:sz w:val="21"/>
                 <w:szCs w:val="21"/>
               </w:rPr>
@@ -275,14 +474,17 @@
               <w:ind w:left="3"/>
               <w:rPr>
                 <w:rFonts w:ascii="Arial" w:hAnsi="Arial" w:cs="Arial"/>
-                <w:sz w:val="21"/>
-                <w:szCs w:val="21"/>
-              </w:rPr>
-            </w:pPr>
-            <w:r>
-              <w:rPr>
-                <w:rFonts w:ascii="Arial" w:eastAsia="Arial" w:hAnsi="Arial" w:cs="Arial"/>
-                <w:b/>
+                <w:b/>
+                <w:bCs/>
+                <w:sz w:val="21"/>
+                <w:szCs w:val="21"/>
+              </w:rPr>
+            </w:pPr>
+            <w:r>
+              <w:rPr>
+                <w:rFonts w:ascii="Arial" w:hAnsi="Arial" w:cs="Arial"/>
+                <w:b/>
+                <w:bCs/>
                 <w:sz w:val="21"/>
                 <w:szCs w:val="21"/>
               </w:rPr>
@@ -311,7 +513,7 @@
             <w:proofErr w:type="spellStart"/>
             <w:r>
               <w:rPr>
-                <w:rFonts w:ascii="Arial" w:eastAsia="Arial" w:hAnsi="Arial" w:cs="Arial"/>
+                <w:rFonts w:ascii="Arial" w:hAnsi="Arial" w:cs="Arial"/>
                 <w:sz w:val="21"/>
                 <w:szCs w:val="21"/>
               </w:rPr>
@@ -320,84 +522,11 @@
             <w:proofErr w:type="spellEnd"/>
             <w:r>
               <w:rPr>
-                <w:rFonts w:ascii="Arial" w:eastAsia="Arial" w:hAnsi="Arial" w:cs="Arial"/>
+                <w:rFonts w:ascii="Arial" w:hAnsi="Arial" w:cs="Arial"/>
                 <w:sz w:val="21"/>
                 <w:szCs w:val="21"/>
               </w:rPr>
               <w:t xml:space="preserve"> preserves all root folder permissions along with access levels.</w:t>
-            </w:r>
-          </w:p>
-        </w:tc>
-      </w:tr>
-      <w:tr>
-        <w:trPr>
-          <w:trHeight w:val="600"/>
-        </w:trPr>
-        <w:tc>
-          <w:tcPr>
-            <w:tcW w:w="3118" w:type="dxa"/>
-            <w:tcBorders>
-              <w:top w:val="single" w:sz="6" w:space="0" w:color="666666"/>
-              <w:left w:val="single" w:sz="6" w:space="0" w:color="666666"/>
-              <w:bottom w:val="single" w:sz="6" w:space="0" w:color="666666"/>
-              <w:right w:val="single" w:sz="6" w:space="0" w:color="666666"/>
-            </w:tcBorders>
-          </w:tcPr>
-          <w:p>
-            <w:pPr>
-              <w:ind w:left="3"/>
-              <w:rPr>
-                <w:rFonts w:ascii="Arial" w:hAnsi="Arial" w:cs="Arial"/>
-                <w:sz w:val="21"/>
-                <w:szCs w:val="21"/>
-              </w:rPr>
-            </w:pPr>
-            <w:r>
-              <w:rPr>
-                <w:rFonts w:ascii="Arial" w:eastAsia="Arial" w:hAnsi="Arial" w:cs="Arial"/>
-                <w:b/>
-                <w:sz w:val="21"/>
-                <w:szCs w:val="21"/>
-              </w:rPr>
-              <w:t>Sub Folder Permissions</w:t>
-            </w:r>
-          </w:p>
-        </w:tc>
-        <w:tc>
-          <w:tcPr>
-            <w:tcW w:w="7603" w:type="dxa"/>
-            <w:tcBorders>
-              <w:top w:val="single" w:sz="6" w:space="0" w:color="666666"/>
-              <w:left w:val="single" w:sz="6" w:space="0" w:color="666666"/>
-              <w:bottom w:val="single" w:sz="6" w:space="0" w:color="666666"/>
-              <w:right w:val="single" w:sz="6" w:space="0" w:color="666666"/>
-            </w:tcBorders>
-          </w:tcPr>
-          <w:p>
-            <w:pPr>
-              <w:rPr>
-                <w:rFonts w:ascii="Arial" w:hAnsi="Arial" w:cs="Arial"/>
-                <w:sz w:val="21"/>
-                <w:szCs w:val="21"/>
-              </w:rPr>
-            </w:pPr>
-            <w:proofErr w:type="spellStart"/>
-            <w:r>
-              <w:rPr>
-                <w:rFonts w:ascii="Arial" w:eastAsia="Arial" w:hAnsi="Arial" w:cs="Arial"/>
-                <w:sz w:val="21"/>
-                <w:szCs w:val="21"/>
-              </w:rPr>
-              <w:t>CloudFuze</w:t>
-            </w:r>
-            <w:proofErr w:type="spellEnd"/>
-            <w:r>
-              <w:rPr>
-                <w:rFonts w:ascii="Arial" w:eastAsia="Arial" w:hAnsi="Arial" w:cs="Arial"/>
-                <w:sz w:val="21"/>
-                <w:szCs w:val="21"/>
-              </w:rPr>
-              <w:t xml:space="preserve"> preserves all subfolder permissions along with access levels.</w:t>
             </w:r>
           </w:p>
         </w:tc>
@@ -421,18 +550,21 @@
               <w:ind w:left="3"/>
               <w:rPr>
                 <w:rFonts w:ascii="Arial" w:hAnsi="Arial" w:cs="Arial"/>
-                <w:sz w:val="21"/>
-                <w:szCs w:val="21"/>
-              </w:rPr>
-            </w:pPr>
-            <w:r>
-              <w:rPr>
-                <w:rFonts w:ascii="Arial" w:eastAsia="Arial" w:hAnsi="Arial" w:cs="Arial"/>
-                <w:b/>
-                <w:sz w:val="21"/>
-                <w:szCs w:val="21"/>
-              </w:rPr>
-              <w:t>Root File Permissions</w:t>
+                <w:b/>
+                <w:bCs/>
+                <w:sz w:val="21"/>
+                <w:szCs w:val="21"/>
+              </w:rPr>
+            </w:pPr>
+            <w:r>
+              <w:rPr>
+                <w:rFonts w:ascii="Arial" w:hAnsi="Arial" w:cs="Arial"/>
+                <w:b/>
+                <w:bCs/>
+                <w:sz w:val="21"/>
+                <w:szCs w:val="21"/>
+              </w:rPr>
+              <w:t>Sub Folder Permissions</w:t>
             </w:r>
           </w:p>
         </w:tc>
@@ -457,7 +589,7 @@
             <w:proofErr w:type="spellStart"/>
             <w:r>
               <w:rPr>
-                <w:rFonts w:ascii="Arial" w:eastAsia="Arial" w:hAnsi="Arial" w:cs="Arial"/>
+                <w:rFonts w:ascii="Arial" w:hAnsi="Arial" w:cs="Arial"/>
                 <w:sz w:val="21"/>
                 <w:szCs w:val="21"/>
               </w:rPr>
@@ -466,18 +598,18 @@
             <w:proofErr w:type="spellEnd"/>
             <w:r>
               <w:rPr>
-                <w:rFonts w:ascii="Arial" w:eastAsia="Arial" w:hAnsi="Arial" w:cs="Arial"/>
-                <w:sz w:val="21"/>
-                <w:szCs w:val="21"/>
-              </w:rPr>
-              <w:t xml:space="preserve"> preserves all Root file permissions along with access levels.</w:t>
+                <w:rFonts w:ascii="Arial" w:hAnsi="Arial" w:cs="Arial"/>
+                <w:sz w:val="21"/>
+                <w:szCs w:val="21"/>
+              </w:rPr>
+              <w:t xml:space="preserve"> preserves all subfolder permissions along with access levels.</w:t>
             </w:r>
           </w:p>
         </w:tc>
       </w:tr>
       <w:tr>
         <w:trPr>
-          <w:trHeight w:val="405"/>
+          <w:trHeight w:val="390"/>
         </w:trPr>
         <w:tc>
           <w:tcPr>
@@ -488,25 +620,27 @@
               <w:bottom w:val="single" w:sz="6" w:space="0" w:color="666666"/>
               <w:right w:val="single" w:sz="6" w:space="0" w:color="666666"/>
             </w:tcBorders>
-            <w:vAlign w:val="center"/>
           </w:tcPr>
           <w:p>
             <w:pPr>
               <w:ind w:left="3"/>
               <w:rPr>
                 <w:rFonts w:ascii="Arial" w:hAnsi="Arial" w:cs="Arial"/>
-                <w:sz w:val="21"/>
-                <w:szCs w:val="21"/>
-              </w:rPr>
-            </w:pPr>
-            <w:r>
-              <w:rPr>
-                <w:rFonts w:ascii="Arial" w:eastAsia="Arial" w:hAnsi="Arial" w:cs="Arial"/>
-                <w:b/>
-                <w:sz w:val="21"/>
-                <w:szCs w:val="21"/>
-              </w:rPr>
-              <w:t>Inner File Permissions</w:t>
+                <w:b/>
+                <w:bCs/>
+                <w:sz w:val="21"/>
+                <w:szCs w:val="21"/>
+              </w:rPr>
+            </w:pPr>
+            <w:r>
+              <w:rPr>
+                <w:rFonts w:ascii="Arial" w:hAnsi="Arial" w:cs="Arial"/>
+                <w:b/>
+                <w:bCs/>
+                <w:sz w:val="21"/>
+                <w:szCs w:val="21"/>
+              </w:rPr>
+              <w:t>Root File Permissions</w:t>
             </w:r>
           </w:p>
         </w:tc>
@@ -531,7 +665,7 @@
             <w:proofErr w:type="spellStart"/>
             <w:r>
               <w:rPr>
-                <w:rFonts w:ascii="Arial" w:eastAsia="Arial" w:hAnsi="Arial" w:cs="Arial"/>
+                <w:rFonts w:ascii="Arial" w:hAnsi="Arial" w:cs="Arial"/>
                 <w:sz w:val="21"/>
                 <w:szCs w:val="21"/>
               </w:rPr>
@@ -540,18 +674,18 @@
             <w:proofErr w:type="spellEnd"/>
             <w:r>
               <w:rPr>
-                <w:rFonts w:ascii="Arial" w:eastAsia="Arial" w:hAnsi="Arial" w:cs="Arial"/>
-                <w:sz w:val="21"/>
-                <w:szCs w:val="21"/>
-              </w:rPr>
-              <w:t xml:space="preserve"> preserves all inner file permissions along with access levels.</w:t>
+                <w:rFonts w:ascii="Arial" w:hAnsi="Arial" w:cs="Arial"/>
+                <w:sz w:val="21"/>
+                <w:szCs w:val="21"/>
+              </w:rPr>
+              <w:t xml:space="preserve"> preserves all Root file permissions along with access levels.</w:t>
             </w:r>
           </w:p>
         </w:tc>
       </w:tr>
       <w:tr>
         <w:trPr>
-          <w:trHeight w:val="915"/>
+          <w:trHeight w:val="390"/>
         </w:trPr>
         <w:tc>
           <w:tcPr>
@@ -568,18 +702,21 @@
               <w:ind w:left="3"/>
               <w:rPr>
                 <w:rFonts w:ascii="Arial" w:hAnsi="Arial" w:cs="Arial"/>
-                <w:sz w:val="21"/>
-                <w:szCs w:val="21"/>
-              </w:rPr>
-            </w:pPr>
-            <w:r>
-              <w:rPr>
-                <w:rFonts w:ascii="Arial" w:eastAsia="Arial" w:hAnsi="Arial" w:cs="Arial"/>
-                <w:b/>
-                <w:sz w:val="21"/>
-                <w:szCs w:val="21"/>
-              </w:rPr>
-              <w:t>External Shares</w:t>
+                <w:b/>
+                <w:bCs/>
+                <w:sz w:val="21"/>
+                <w:szCs w:val="21"/>
+              </w:rPr>
+            </w:pPr>
+            <w:r>
+              <w:rPr>
+                <w:rFonts w:ascii="Arial" w:hAnsi="Arial" w:cs="Arial"/>
+                <w:b/>
+                <w:bCs/>
+                <w:sz w:val="21"/>
+                <w:szCs w:val="21"/>
+              </w:rPr>
+              <w:t>Inner File Permissions</w:t>
             </w:r>
           </w:p>
         </w:tc>
@@ -604,7 +741,7 @@
             <w:proofErr w:type="spellStart"/>
             <w:r>
               <w:rPr>
-                <w:rFonts w:ascii="Arial" w:eastAsia="Arial" w:hAnsi="Arial" w:cs="Arial"/>
+                <w:rFonts w:ascii="Arial" w:hAnsi="Arial" w:cs="Arial"/>
                 <w:sz w:val="21"/>
                 <w:szCs w:val="21"/>
               </w:rPr>
@@ -613,36 +750,18 @@
             <w:proofErr w:type="spellEnd"/>
             <w:r>
               <w:rPr>
-                <w:rFonts w:ascii="Arial" w:eastAsia="Arial" w:hAnsi="Arial" w:cs="Arial"/>
-                <w:sz w:val="21"/>
-                <w:szCs w:val="21"/>
-              </w:rPr>
-              <w:t xml:space="preserve"> can migrate external </w:t>
-            </w:r>
-            <w:proofErr w:type="gramStart"/>
-            <w:r>
-              <w:rPr>
-                <w:rFonts w:ascii="Arial" w:eastAsia="Arial" w:hAnsi="Arial" w:cs="Arial"/>
-                <w:sz w:val="21"/>
-                <w:szCs w:val="21"/>
-              </w:rPr>
-              <w:t>permissions(</w:t>
-            </w:r>
-            <w:proofErr w:type="gramEnd"/>
-            <w:r>
-              <w:rPr>
-                <w:rFonts w:ascii="Arial" w:eastAsia="Arial" w:hAnsi="Arial" w:cs="Arial"/>
-                <w:sz w:val="21"/>
-                <w:szCs w:val="21"/>
-              </w:rPr>
-              <w:t>Files/Folders shared with people of outside organizations) of files/folders to the destination along with access levels.</w:t>
+                <w:rFonts w:ascii="Arial" w:hAnsi="Arial" w:cs="Arial"/>
+                <w:sz w:val="21"/>
+                <w:szCs w:val="21"/>
+              </w:rPr>
+              <w:t xml:space="preserve"> preserves all inner file permissions along with access levels.</w:t>
             </w:r>
           </w:p>
         </w:tc>
       </w:tr>
       <w:tr>
         <w:trPr>
-          <w:trHeight w:val="405"/>
+          <w:trHeight w:val="1004"/>
         </w:trPr>
         <w:tc>
           <w:tcPr>
@@ -659,18 +778,21 @@
               <w:ind w:left="3"/>
               <w:rPr>
                 <w:rFonts w:ascii="Arial" w:hAnsi="Arial" w:cs="Arial"/>
-                <w:sz w:val="21"/>
-                <w:szCs w:val="21"/>
-              </w:rPr>
-            </w:pPr>
-            <w:r>
-              <w:rPr>
-                <w:rFonts w:ascii="Arial" w:eastAsia="Arial" w:hAnsi="Arial" w:cs="Arial"/>
-                <w:b/>
-                <w:sz w:val="21"/>
-                <w:szCs w:val="21"/>
-              </w:rPr>
-              <w:t>Delta</w:t>
+                <w:b/>
+                <w:bCs/>
+                <w:sz w:val="21"/>
+                <w:szCs w:val="21"/>
+              </w:rPr>
+            </w:pPr>
+            <w:r>
+              <w:rPr>
+                <w:rFonts w:ascii="Arial" w:hAnsi="Arial" w:cs="Arial"/>
+                <w:b/>
+                <w:bCs/>
+                <w:sz w:val="21"/>
+                <w:szCs w:val="21"/>
+              </w:rPr>
+              <w:t>External Shares</w:t>
             </w:r>
           </w:p>
         </w:tc>
@@ -692,20 +814,48 @@
                 <w:szCs w:val="21"/>
               </w:rPr>
             </w:pPr>
-            <w:r>
-              <w:rPr>
-                <w:rFonts w:ascii="Arial" w:eastAsia="Arial" w:hAnsi="Arial" w:cs="Arial"/>
-                <w:sz w:val="21"/>
-                <w:szCs w:val="21"/>
-              </w:rPr>
-              <w:t>Migration of incremental changes made in source during the onetime migration.</w:t>
+            <w:proofErr w:type="spellStart"/>
+            <w:r>
+              <w:rPr>
+                <w:rFonts w:ascii="Arial" w:hAnsi="Arial" w:cs="Arial"/>
+                <w:sz w:val="21"/>
+                <w:szCs w:val="21"/>
+              </w:rPr>
+              <w:t>CloudFuze</w:t>
+            </w:r>
+            <w:proofErr w:type="spellEnd"/>
+            <w:r>
+              <w:rPr>
+                <w:rFonts w:ascii="Arial" w:hAnsi="Arial" w:cs="Arial"/>
+                <w:sz w:val="21"/>
+                <w:szCs w:val="21"/>
+              </w:rPr>
+              <w:t xml:space="preserve"> can migrate external </w:t>
+            </w:r>
+            <w:proofErr w:type="gramStart"/>
+            <w:r>
+              <w:rPr>
+                <w:rFonts w:ascii="Arial" w:hAnsi="Arial" w:cs="Arial"/>
+                <w:sz w:val="21"/>
+                <w:szCs w:val="21"/>
+              </w:rPr>
+              <w:t>permissions(</w:t>
+            </w:r>
+            <w:proofErr w:type="gramEnd"/>
+            <w:r>
+              <w:rPr>
+                <w:rFonts w:ascii="Arial" w:hAnsi="Arial" w:cs="Arial"/>
+                <w:sz w:val="21"/>
+                <w:szCs w:val="21"/>
+              </w:rPr>
+              <w:t>Files/Folders shared with people of outside organizations) of files/folders to the destination along with access levels. </w:t>
             </w:r>
           </w:p>
         </w:tc>
       </w:tr>
       <w:tr>
         <w:trPr>
-          <w:trHeight w:val="660"/>
+          <w:trHeight w:val="627"/>
         </w:trPr>
         <w:tc>
           <w:tcPr>
@@ -722,18 +872,21 @@
               <w:ind w:left="3"/>
               <w:rPr>
                 <w:rFonts w:ascii="Arial" w:hAnsi="Arial" w:cs="Arial"/>
-                <w:sz w:val="21"/>
-                <w:szCs w:val="21"/>
-              </w:rPr>
-            </w:pPr>
-            <w:r>
-              <w:rPr>
-                <w:rFonts w:ascii="Arial" w:eastAsia="Arial" w:hAnsi="Arial" w:cs="Arial"/>
-                <w:b/>
-                <w:sz w:val="21"/>
-                <w:szCs w:val="21"/>
-              </w:rPr>
-              <w:t>Metadata</w:t>
+                <w:b/>
+                <w:bCs/>
+                <w:sz w:val="21"/>
+                <w:szCs w:val="21"/>
+              </w:rPr>
+            </w:pPr>
+            <w:r>
+              <w:rPr>
+                <w:rFonts w:ascii="Arial" w:hAnsi="Arial" w:cs="Arial"/>
+                <w:b/>
+                <w:bCs/>
+                <w:sz w:val="21"/>
+                <w:szCs w:val="21"/>
+              </w:rPr>
+              <w:t>Shared Links</w:t>
             </w:r>
           </w:p>
         </w:tc>
@@ -755,20 +908,30 @@
                 <w:szCs w:val="21"/>
               </w:rPr>
             </w:pPr>
-            <w:r>
-              <w:rPr>
-                <w:rFonts w:ascii="Arial" w:eastAsia="Arial" w:hAnsi="Arial" w:cs="Arial"/>
-                <w:sz w:val="21"/>
-                <w:szCs w:val="21"/>
-              </w:rPr>
-              <w:t>Maintaining the original timestamps, including creation and modification dates and times, when transferring data to the destination cloud.</w:t>
+            <w:proofErr w:type="spellStart"/>
+            <w:r>
+              <w:rPr>
+                <w:rFonts w:ascii="Arial" w:hAnsi="Arial" w:cs="Arial"/>
+                <w:sz w:val="21"/>
+                <w:szCs w:val="21"/>
+              </w:rPr>
+              <w:t>CloudFuze</w:t>
+            </w:r>
+            <w:proofErr w:type="spellEnd"/>
+            <w:r>
+              <w:rPr>
+                <w:rFonts w:ascii="Arial" w:hAnsi="Arial" w:cs="Arial"/>
+                <w:sz w:val="21"/>
+                <w:szCs w:val="21"/>
+              </w:rPr>
+              <w:t xml:space="preserve"> migrates all shared links from source to destination and maintains the type of links.</w:t>
             </w:r>
           </w:p>
         </w:tc>
       </w:tr>
       <w:tr>
         <w:trPr>
-          <w:trHeight w:val="660"/>
+          <w:trHeight w:val="707"/>
         </w:trPr>
         <w:tc>
           <w:tcPr>
@@ -785,18 +948,21 @@
               <w:ind w:left="3"/>
               <w:rPr>
                 <w:rFonts w:ascii="Arial" w:hAnsi="Arial" w:cs="Arial"/>
-                <w:sz w:val="21"/>
-                <w:szCs w:val="21"/>
-              </w:rPr>
-            </w:pPr>
-            <w:r>
-              <w:rPr>
-                <w:rFonts w:ascii="Arial" w:eastAsia="Arial" w:hAnsi="Arial" w:cs="Arial"/>
-                <w:b/>
-                <w:sz w:val="21"/>
-                <w:szCs w:val="21"/>
-              </w:rPr>
-              <w:t>In- Line Comment</w:t>
+                <w:b/>
+                <w:bCs/>
+                <w:sz w:val="21"/>
+                <w:szCs w:val="21"/>
+              </w:rPr>
+            </w:pPr>
+            <w:r>
+              <w:rPr>
+                <w:rFonts w:ascii="Arial" w:hAnsi="Arial" w:cs="Arial"/>
+                <w:b/>
+                <w:bCs/>
+                <w:sz w:val="21"/>
+                <w:szCs w:val="21"/>
+              </w:rPr>
+              <w:t>Timestamp Preservation</w:t>
             </w:r>
           </w:p>
         </w:tc>
@@ -820,18 +986,18 @@
             </w:pPr>
             <w:r>
               <w:rPr>
-                <w:rFonts w:ascii="Arial" w:eastAsia="Arial" w:hAnsi="Arial" w:cs="Arial"/>
-                <w:sz w:val="21"/>
-                <w:szCs w:val="21"/>
-              </w:rPr>
-              <w:t>Inline file comments of the box will be migrated to the destination cloud. All the file comments will preserve in the CSV formatted file in the destination.</w:t>
+                <w:rFonts w:ascii="Arial" w:hAnsi="Arial" w:cs="Arial"/>
+                <w:sz w:val="21"/>
+                <w:szCs w:val="21"/>
+              </w:rPr>
+              <w:t>Maintaining the original timestamps, including creation and modification dates and times, when transferring data to the destination cloud.</w:t>
             </w:r>
           </w:p>
         </w:tc>
       </w:tr>
       <w:tr>
         <w:trPr>
-          <w:trHeight w:val="660"/>
+          <w:trHeight w:val="631"/>
         </w:trPr>
         <w:tc>
           <w:tcPr>
@@ -848,18 +1014,21 @@
               <w:ind w:left="3"/>
               <w:rPr>
                 <w:rFonts w:ascii="Arial" w:hAnsi="Arial" w:cs="Arial"/>
-                <w:sz w:val="21"/>
-                <w:szCs w:val="21"/>
-              </w:rPr>
-            </w:pPr>
-            <w:r>
-              <w:rPr>
-                <w:rFonts w:ascii="Arial" w:eastAsia="Arial" w:hAnsi="Arial" w:cs="Arial"/>
-                <w:b/>
-                <w:sz w:val="21"/>
-                <w:szCs w:val="21"/>
-              </w:rPr>
-              <w:t>Long Folder Path</w:t>
+                <w:b/>
+                <w:bCs/>
+                <w:sz w:val="21"/>
+                <w:szCs w:val="21"/>
+              </w:rPr>
+            </w:pPr>
+            <w:r>
+              <w:rPr>
+                <w:rFonts w:ascii="Arial" w:hAnsi="Arial" w:cs="Arial"/>
+                <w:b/>
+                <w:bCs/>
+                <w:sz w:val="21"/>
+                <w:szCs w:val="21"/>
+              </w:rPr>
+              <w:t>In-Line Comments</w:t>
             </w:r>
           </w:p>
         </w:tc>
@@ -875,26 +1044,27 @@
           </w:tcPr>
           <w:p>
             <w:pPr>
-              <w:rPr>
-                <w:rFonts w:ascii="Arial" w:hAnsi="Arial" w:cs="Arial"/>
-                <w:sz w:val="21"/>
-                <w:szCs w:val="21"/>
-              </w:rPr>
-            </w:pPr>
-            <w:r>
-              <w:rPr>
-                <w:rFonts w:ascii="Arial" w:eastAsia="Arial" w:hAnsi="Arial" w:cs="Arial"/>
-                <w:sz w:val="21"/>
-                <w:szCs w:val="21"/>
-              </w:rPr>
-              <w:t>If the destination cloud has a long folder path limitation, the system automatically adjusts the destination's path as per the limitation.</w:t>
+              <w:spacing w:line="240" w:lineRule="auto"/>
+              <w:rPr>
+                <w:rFonts w:ascii="Arial" w:eastAsia="Times New Roman" w:hAnsi="Arial" w:cs="Arial"/>
+                <w:sz w:val="21"/>
+                <w:szCs w:val="21"/>
+              </w:rPr>
+            </w:pPr>
+            <w:r>
+              <w:rPr>
+                <w:rFonts w:ascii="Arial" w:hAnsi="Arial" w:cs="Arial"/>
+                <w:sz w:val="21"/>
+                <w:szCs w:val="21"/>
+              </w:rPr>
+              <w:t>Inline file comments of the box will be migrated to the destination cloud. All the file comments will preserve in the CSV formatted file in the destination.</w:t>
             </w:r>
           </w:p>
         </w:tc>
       </w:tr>
       <w:tr>
         <w:trPr>
-          <w:trHeight w:val="915"/>
+          <w:trHeight w:val="390"/>
         </w:trPr>
         <w:tc>
           <w:tcPr>
@@ -911,18 +1081,21 @@
               <w:ind w:left="3"/>
               <w:rPr>
                 <w:rFonts w:ascii="Arial" w:hAnsi="Arial" w:cs="Arial"/>
-                <w:sz w:val="21"/>
-                <w:szCs w:val="21"/>
-              </w:rPr>
-            </w:pPr>
-            <w:r>
-              <w:rPr>
-                <w:rFonts w:ascii="Arial" w:eastAsia="Arial" w:hAnsi="Arial" w:cs="Arial"/>
-                <w:b/>
-                <w:sz w:val="21"/>
-                <w:szCs w:val="21"/>
-              </w:rPr>
-              <w:t>Special Character Replacement</w:t>
+                <w:b/>
+                <w:bCs/>
+                <w:sz w:val="21"/>
+                <w:szCs w:val="21"/>
+              </w:rPr>
+            </w:pPr>
+            <w:r>
+              <w:rPr>
+                <w:rFonts w:ascii="Arial" w:hAnsi="Arial" w:cs="Arial"/>
+                <w:b/>
+                <w:bCs/>
+                <w:sz w:val="21"/>
+                <w:szCs w:val="21"/>
+              </w:rPr>
+              <w:t>Long Folder Path</w:t>
             </w:r>
           </w:p>
         </w:tc>
@@ -938,26 +1111,36 @@
           </w:tcPr>
           <w:p>
             <w:pPr>
-              <w:rPr>
-                <w:rFonts w:ascii="Arial" w:hAnsi="Arial" w:cs="Arial"/>
-                <w:sz w:val="21"/>
-                <w:szCs w:val="21"/>
-              </w:rPr>
-            </w:pPr>
-            <w:r>
-              <w:rPr>
-                <w:rFonts w:ascii="Arial" w:eastAsia="Arial" w:hAnsi="Arial" w:cs="Arial"/>
-                <w:sz w:val="21"/>
-                <w:szCs w:val="21"/>
-              </w:rPr>
-              <w:t>Special characters not supported by the destination cloud will be automatically replaced with underscores (_) or hyphens (-). This ensures that the integrity of the data is maintained during the migration process.</w:t>
-            </w:r>
+              <w:spacing w:line="240" w:lineRule="auto"/>
+              <w:rPr>
+                <w:rFonts w:ascii="Arial" w:eastAsia="Times New Roman" w:hAnsi="Arial" w:cs="Arial"/>
+                <w:sz w:val="21"/>
+                <w:szCs w:val="21"/>
+              </w:rPr>
+            </w:pPr>
+            <w:r>
+              <w:rPr>
+                <w:rFonts w:ascii="Arial" w:hAnsi="Arial" w:cs="Arial"/>
+                <w:sz w:val="21"/>
+                <w:szCs w:val="21"/>
+              </w:rPr>
+              <w:t>If the destination cloud has a long folder path limitation, the system automatically adjusts the destination's path as per the limitation.</w:t>
+            </w:r>
+          </w:p>
+          <w:p>
+            <w:pPr>
+              <w:rPr>
+                <w:rFonts w:ascii="Arial" w:hAnsi="Arial" w:cs="Arial"/>
+                <w:sz w:val="21"/>
+                <w:szCs w:val="21"/>
+              </w:rPr>
+            </w:pPr>
           </w:p>
         </w:tc>
       </w:tr>
       <w:tr>
         <w:trPr>
-          <w:trHeight w:val="930"/>
+          <w:trHeight w:val="916"/>
         </w:trPr>
         <w:tc>
           <w:tcPr>
@@ -974,18 +1157,21 @@
               <w:ind w:left="3"/>
               <w:rPr>
                 <w:rFonts w:ascii="Arial" w:hAnsi="Arial" w:cs="Arial"/>
-                <w:sz w:val="21"/>
-                <w:szCs w:val="21"/>
-              </w:rPr>
-            </w:pPr>
-            <w:r>
-              <w:rPr>
-                <w:rFonts w:ascii="Arial" w:eastAsia="Arial" w:hAnsi="Arial" w:cs="Arial"/>
-                <w:b/>
-                <w:sz w:val="21"/>
-                <w:szCs w:val="21"/>
-              </w:rPr>
-              <w:t>Embedded Links</w:t>
+                <w:b/>
+                <w:bCs/>
+                <w:sz w:val="21"/>
+                <w:szCs w:val="21"/>
+              </w:rPr>
+            </w:pPr>
+            <w:r>
+              <w:rPr>
+                <w:rFonts w:ascii="Arial" w:hAnsi="Arial" w:cs="Arial"/>
+                <w:b/>
+                <w:bCs/>
+                <w:sz w:val="21"/>
+                <w:szCs w:val="21"/>
+              </w:rPr>
+              <w:t>Special Character Replacement</w:t>
             </w:r>
           </w:p>
         </w:tc>
@@ -1001,26 +1187,27 @@
           </w:tcPr>
           <w:p>
             <w:pPr>
-              <w:rPr>
-                <w:rFonts w:ascii="Arial" w:hAnsi="Arial" w:cs="Arial"/>
-                <w:sz w:val="21"/>
-                <w:szCs w:val="21"/>
-              </w:rPr>
-            </w:pPr>
-            <w:r>
-              <w:rPr>
-                <w:rFonts w:ascii="Arial" w:eastAsia="Arial" w:hAnsi="Arial" w:cs="Arial"/>
-                <w:sz w:val="21"/>
-                <w:szCs w:val="21"/>
-              </w:rPr>
-              <w:t>The system retains the addresses of links present within a file, which point to other files in the cloud. These links' addresses will be transformed into appropriate destination formats during Migration.</w:t>
+              <w:spacing w:line="240" w:lineRule="auto"/>
+              <w:rPr>
+                <w:rFonts w:ascii="Arial" w:hAnsi="Arial" w:cs="Arial"/>
+                <w:sz w:val="21"/>
+                <w:szCs w:val="21"/>
+              </w:rPr>
+            </w:pPr>
+            <w:r>
+              <w:rPr>
+                <w:rFonts w:ascii="Arial" w:hAnsi="Arial" w:cs="Arial"/>
+                <w:sz w:val="21"/>
+                <w:szCs w:val="21"/>
+              </w:rPr>
+              <w:t>Special characters not supported by the destination cloud will be automatically replaced with underscores (_) or hyphens (-). This ensures that the integrity of the data is maintained during the migration process.</w:t>
             </w:r>
           </w:p>
         </w:tc>
       </w:tr>
       <w:tr>
         <w:trPr>
-          <w:trHeight w:val="360"/>
+          <w:trHeight w:val="889"/>
         </w:trPr>
         <w:tc>
           <w:tcPr>
@@ -1034,21 +1221,23 @@
           </w:tcPr>
           <w:p>
             <w:pPr>
-              <w:ind w:left="3"/>
-              <w:rPr>
-                <w:rFonts w:ascii="Arial" w:hAnsi="Arial" w:cs="Arial"/>
-                <w:sz w:val="21"/>
-                <w:szCs w:val="21"/>
-              </w:rPr>
-            </w:pPr>
-            <w:r>
-              <w:rPr>
-                <w:rFonts w:ascii="Arial" w:eastAsia="Arial" w:hAnsi="Arial" w:cs="Arial"/>
-                <w:b/>
-                <w:sz w:val="21"/>
-                <w:szCs w:val="21"/>
-              </w:rPr>
-              <w:t>Box Notes</w:t>
+              <w:rPr>
+                <w:rFonts w:ascii="Arial" w:hAnsi="Arial" w:cs="Arial"/>
+                <w:b/>
+                <w:bCs/>
+                <w:sz w:val="21"/>
+                <w:szCs w:val="21"/>
+              </w:rPr>
+            </w:pPr>
+            <w:r>
+              <w:rPr>
+                <w:rFonts w:ascii="Arial" w:hAnsi="Arial" w:cs="Arial"/>
+                <w:b/>
+                <w:bCs/>
+                <w:sz w:val="21"/>
+                <w:szCs w:val="21"/>
+              </w:rPr>
+              <w:t>Embedded Links</w:t>
             </w:r>
           </w:p>
         </w:tc>
@@ -1064,26 +1253,27 @@
           </w:tcPr>
           <w:p>
             <w:pPr>
-              <w:rPr>
-                <w:rFonts w:ascii="Arial" w:hAnsi="Arial" w:cs="Arial"/>
-                <w:sz w:val="21"/>
-                <w:szCs w:val="21"/>
-              </w:rPr>
-            </w:pPr>
-            <w:r>
-              <w:rPr>
-                <w:rFonts w:ascii="Arial" w:eastAsia="Arial" w:hAnsi="Arial" w:cs="Arial"/>
-                <w:sz w:val="21"/>
-                <w:szCs w:val="21"/>
-              </w:rPr>
-              <w:t xml:space="preserve">Migration of Box Notes files in the .DOCX format to the destination cloud. </w:t>
+              <w:spacing w:line="240" w:lineRule="auto"/>
+              <w:rPr>
+                <w:rFonts w:ascii="Arial" w:hAnsi="Arial" w:cs="Arial"/>
+                <w:sz w:val="21"/>
+                <w:szCs w:val="21"/>
+              </w:rPr>
+            </w:pPr>
+            <w:r>
+              <w:rPr>
+                <w:rFonts w:ascii="Arial" w:hAnsi="Arial" w:cs="Arial"/>
+                <w:sz w:val="21"/>
+                <w:szCs w:val="21"/>
+              </w:rPr>
+              <w:t>The system retains the addresses of links present within a file, which point to other files in the cloud. These links' addresses will be transformed into appropriate destination formats during Migration.</w:t>
             </w:r>
           </w:p>
         </w:tc>
       </w:tr>
       <w:tr>
         <w:trPr>
-          <w:trHeight w:val="600"/>
+          <w:trHeight w:val="390"/>
         </w:trPr>
         <w:tc>
           <w:tcPr>
@@ -1100,18 +1290,22 @@
               <w:ind w:left="3"/>
               <w:rPr>
                 <w:rFonts w:ascii="Arial" w:hAnsi="Arial" w:cs="Arial"/>
-                <w:sz w:val="21"/>
-                <w:szCs w:val="21"/>
-              </w:rPr>
-            </w:pPr>
-            <w:r>
-              <w:rPr>
-                <w:rFonts w:ascii="Arial" w:eastAsia="Arial" w:hAnsi="Arial" w:cs="Arial"/>
-                <w:b/>
-                <w:sz w:val="21"/>
-                <w:szCs w:val="21"/>
-              </w:rPr>
-              <w:t xml:space="preserve">Auto-Retry </w:t>
+                <w:b/>
+                <w:bCs/>
+                <w:sz w:val="21"/>
+                <w:szCs w:val="21"/>
+              </w:rPr>
+            </w:pPr>
+            <w:r>
+              <w:rPr>
+                <w:rFonts w:ascii="Arial" w:hAnsi="Arial" w:cs="Arial"/>
+                <w:b/>
+                <w:bCs/>
+                <w:sz w:val="21"/>
+                <w:szCs w:val="21"/>
+              </w:rPr>
+              <w:lastRenderedPageBreak/>
+              <w:t>Supressing email notifications</w:t>
             </w:r>
           </w:p>
         </w:tc>
@@ -1127,19 +1321,95 @@
           </w:tcPr>
           <w:p>
             <w:pPr>
-              <w:rPr>
-                <w:rFonts w:ascii="Arial" w:hAnsi="Arial" w:cs="Arial"/>
-                <w:sz w:val="21"/>
-                <w:szCs w:val="21"/>
-              </w:rPr>
-            </w:pPr>
-            <w:r>
-              <w:rPr>
-                <w:rFonts w:ascii="Arial" w:eastAsia="Arial" w:hAnsi="Arial" w:cs="Arial"/>
-                <w:sz w:val="21"/>
-                <w:szCs w:val="21"/>
-              </w:rPr>
-              <w:t>While doing migration if any file or folder went into error, our system retries automatically</w:t>
+              <w:spacing w:line="240" w:lineRule="auto"/>
+              <w:rPr>
+                <w:rFonts w:ascii="Arial" w:hAnsi="Arial" w:cs="Arial"/>
+                <w:sz w:val="21"/>
+                <w:szCs w:val="21"/>
+              </w:rPr>
+            </w:pPr>
+            <w:r>
+              <w:rPr>
+                <w:rFonts w:ascii="Arial" w:hAnsi="Arial" w:cs="Arial"/>
+                <w:sz w:val="21"/>
+                <w:szCs w:val="21"/>
+              </w:rPr>
+              <w:t>The system will automatically prevent the generation of email notifications for collaborations on folders/files originating from the destination cloud.</w:t>
+            </w:r>
+            <w:r>
+              <w:rPr>
+                <w:rFonts w:ascii="Arial" w:hAnsi="Arial" w:cs="Arial"/>
+                <w:sz w:val="21"/>
+                <w:szCs w:val="21"/>
+              </w:rPr>
+              <w:br/>
+            </w:r>
+          </w:p>
+        </w:tc>
+      </w:tr>
+      <w:tr>
+        <w:trPr>
+          <w:trHeight w:val="390"/>
+        </w:trPr>
+        <w:tc>
+          <w:tcPr>
+            <w:tcW w:w="3118" w:type="dxa"/>
+            <w:tcBorders>
+              <w:top w:val="single" w:sz="6" w:space="0" w:color="666666"/>
+              <w:left w:val="single" w:sz="6" w:space="0" w:color="666666"/>
+              <w:bottom w:val="single" w:sz="6" w:space="0" w:color="666666"/>
+              <w:right w:val="single" w:sz="6" w:space="0" w:color="666666"/>
+            </w:tcBorders>
+          </w:tcPr>
+          <w:p>
+            <w:pPr>
+              <w:ind w:left="3"/>
+              <w:rPr>
+                <w:rFonts w:ascii="Arial" w:hAnsi="Arial" w:cs="Arial"/>
+                <w:b/>
+                <w:bCs/>
+                <w:sz w:val="21"/>
+                <w:szCs w:val="21"/>
+              </w:rPr>
+            </w:pPr>
+            <w:r>
+              <w:rPr>
+                <w:rFonts w:ascii="Arial" w:hAnsi="Arial" w:cs="Arial"/>
+                <w:b/>
+                <w:bCs/>
+                <w:sz w:val="21"/>
+                <w:szCs w:val="21"/>
+              </w:rPr>
+              <w:t>Box Notes Migration </w:t>
+            </w:r>
+          </w:p>
+        </w:tc>
+        <w:tc>
+          <w:tcPr>
+            <w:tcW w:w="7603" w:type="dxa"/>
+            <w:tcBorders>
+              <w:top w:val="single" w:sz="6" w:space="0" w:color="666666"/>
+              <w:left w:val="single" w:sz="6" w:space="0" w:color="666666"/>
+              <w:bottom w:val="single" w:sz="6" w:space="0" w:color="666666"/>
+              <w:right w:val="single" w:sz="6" w:space="0" w:color="666666"/>
+            </w:tcBorders>
+          </w:tcPr>
+          <w:p>
+            <w:pPr>
+              <w:spacing w:line="240" w:lineRule="auto"/>
+              <w:rPr>
+                <w:rFonts w:ascii="Arial" w:hAnsi="Arial" w:cs="Arial"/>
+                <w:sz w:val="21"/>
+                <w:szCs w:val="21"/>
+              </w:rPr>
+            </w:pPr>
+            <w:r>
+              <w:rPr>
+                <w:rFonts w:ascii="Arial" w:hAnsi="Arial" w:cs="Arial"/>
+                <w:sz w:val="21"/>
+                <w:szCs w:val="21"/>
+              </w:rPr>
+              <w:t>Migration of Box Notes files in the .DOCX format to the destination cloud.  </w:t>
             </w:r>
           </w:p>
         </w:tc>
@@ -1567,7 +1837,6 @@
   <w:style w:type="character" w:default="1" w:styleId="DefaultParagraphFont">
     <w:name w:val="Default Paragraph Font"/>
     <w:uiPriority w:val="1"/>
-    <w:semiHidden/>
     <w:unhideWhenUsed/>
   </w:style>
   <w:style w:type="table" w:default="1" w:styleId="TableNormal">

--- a/backend-exhibits/Box to SharePoint Online Advanced Plan - Advanced Include.docx
+++ b/backend-exhibits/Box to SharePoint Online Advanced Plan - Advanced Include.docx
@@ -45,14 +45,14 @@
               <w:ind w:left="19"/>
               <w:jc w:val="center"/>
               <w:rPr>
-                <w:rFonts w:ascii="Arial" w:hAnsi="Arial" w:cs="Arial"/>
-                <w:sz w:val="21"/>
-                <w:szCs w:val="21"/>
-              </w:rPr>
-            </w:pPr>
-            <w:r>
-              <w:rPr>
-                <w:rFonts w:ascii="Arial" w:eastAsia="Arial" w:hAnsi="Arial" w:cs="Arial"/>
+                <w:rFonts w:ascii="Arial" w:hAnsi="Arial" w:cs="Arial" w:eastAsia="Arial"/>
+                <w:sz w:val="21"/>
+                <w:szCs w:val="21"/>
+              </w:rPr>
+            </w:pPr>
+            <w:r>
+              <w:rPr>
+                <w:rFonts w:ascii="Arial" w:hAnsi="Arial" w:cs="Arial" w:eastAsia="Arial"/>
                 <w:b/>
                 <w:sz w:val="21"/>
                 <w:szCs w:val="21"/>
@@ -80,14 +80,14 @@
             <w:pPr>
               <w:ind w:left="3"/>
               <w:rPr>
-                <w:rFonts w:ascii="Arial" w:hAnsi="Arial" w:cs="Arial"/>
-                <w:sz w:val="21"/>
-                <w:szCs w:val="21"/>
-              </w:rPr>
-            </w:pPr>
-            <w:r>
-              <w:rPr>
-                <w:rFonts w:ascii="Arial" w:eastAsia="Arial" w:hAnsi="Arial" w:cs="Arial"/>
+                <w:rFonts w:ascii="Arial" w:hAnsi="Arial" w:cs="Arial" w:eastAsia="Arial"/>
+                <w:sz w:val="21"/>
+                <w:szCs w:val="21"/>
+              </w:rPr>
+            </w:pPr>
+            <w:r>
+              <w:rPr>
+                <w:rFonts w:ascii="Arial" w:hAnsi="Arial" w:cs="Arial" w:eastAsia="Arial"/>
                 <w:b/>
                 <w:sz w:val="21"/>
                 <w:szCs w:val="21"/>
@@ -97,7 +97,7 @@
             <w:proofErr w:type="gramStart"/>
             <w:r>
               <w:rPr>
-                <w:rFonts w:ascii="Arial" w:eastAsia="Arial" w:hAnsi="Arial" w:cs="Arial"/>
+                <w:rFonts w:ascii="Arial" w:hAnsi="Arial" w:cs="Arial" w:eastAsia="Arial"/>
                 <w:b/>
                 <w:sz w:val="21"/>
                 <w:szCs w:val="21"/>
@@ -107,7 +107,7 @@
             <w:proofErr w:type="gramEnd"/>
             <w:r>
               <w:rPr>
-                <w:rFonts w:ascii="Arial" w:eastAsia="Arial" w:hAnsi="Arial" w:cs="Arial"/>
+                <w:rFonts w:ascii="Arial" w:hAnsi="Arial" w:cs="Arial" w:eastAsia="Arial"/>
                 <w:b/>
                 <w:sz w:val="21"/>
                 <w:szCs w:val="21"/>
@@ -119,7 +119,7 @@
             <w:pPr>
               <w:ind w:left="3"/>
               <w:rPr>
-                <w:rFonts w:ascii="Arial" w:hAnsi="Arial" w:cs="Arial"/>
+                <w:rFonts w:ascii="Arial" w:hAnsi="Arial" w:cs="Arial" w:eastAsia="Arial"/>
                 <w:sz w:val="21"/>
                 <w:szCs w:val="21"/>
               </w:rPr>
@@ -127,7 +127,7 @@
             <w:proofErr w:type="spellStart"/>
             <w:r>
               <w:rPr>
-                <w:rFonts w:ascii="Arial" w:eastAsia="Arial" w:hAnsi="Arial" w:cs="Arial"/>
+                <w:rFonts w:ascii="Arial" w:hAnsi="Arial" w:cs="Arial" w:eastAsia="Arial"/>
                 <w:b/>
                 <w:sz w:val="21"/>
                 <w:szCs w:val="21"/>
@@ -137,7 +137,7 @@
             <w:proofErr w:type="spellEnd"/>
             <w:r>
               <w:rPr>
-                <w:rFonts w:ascii="Arial" w:eastAsia="Arial" w:hAnsi="Arial" w:cs="Arial"/>
+                <w:rFonts w:ascii="Arial" w:hAnsi="Arial" w:cs="Arial" w:eastAsia="Arial"/>
                 <w:b/>
                 <w:sz w:val="21"/>
                 <w:szCs w:val="21"/>
@@ -159,7 +159,7 @@
           <w:p>
             <w:pPr>
               <w:rPr>
-                <w:rFonts w:ascii="Arial" w:hAnsi="Arial" w:cs="Arial"/>
+                <w:rFonts w:ascii="Arial" w:hAnsi="Arial" w:cs="Arial" w:eastAsia="Arial"/>
                 <w:sz w:val="21"/>
                 <w:szCs w:val="21"/>
               </w:rPr>
@@ -167,7 +167,7 @@
             <w:proofErr w:type="spellStart"/>
             <w:r>
               <w:rPr>
-                <w:rFonts w:ascii="Arial" w:eastAsia="Arial" w:hAnsi="Arial" w:cs="Arial"/>
+                <w:rFonts w:ascii="Arial" w:hAnsi="Arial" w:cs="Arial" w:eastAsia="Arial"/>
                 <w:sz w:val="21"/>
                 <w:szCs w:val="21"/>
               </w:rPr>
@@ -176,7 +176,7 @@
             <w:proofErr w:type="spellEnd"/>
             <w:r>
               <w:rPr>
-                <w:rFonts w:ascii="Arial" w:eastAsia="Arial" w:hAnsi="Arial" w:cs="Arial"/>
+                <w:rFonts w:ascii="Arial" w:hAnsi="Arial" w:cs="Arial" w:eastAsia="Arial"/>
                 <w:sz w:val="21"/>
                 <w:szCs w:val="21"/>
               </w:rPr>
@@ -184,7 +184,7 @@
             </w:r>
             <w:r>
               <w:rPr>
-                <w:rFonts w:ascii="Arial" w:eastAsia="Times New Roman" w:hAnsi="Arial" w:cs="Arial"/>
+                <w:rFonts w:ascii="Arial" w:hAnsi="Arial" w:cs="Arial" w:eastAsia="Arial"/>
                 <w:sz w:val="21"/>
                 <w:szCs w:val="21"/>
               </w:rPr>
@@ -211,14 +211,14 @@
             <w:pPr>
               <w:ind w:left="3"/>
               <w:rPr>
-                <w:rFonts w:ascii="Arial" w:hAnsi="Arial" w:cs="Arial"/>
-                <w:sz w:val="21"/>
-                <w:szCs w:val="21"/>
-              </w:rPr>
-            </w:pPr>
-            <w:r>
-              <w:rPr>
-                <w:rFonts w:ascii="Arial" w:eastAsia="Arial" w:hAnsi="Arial" w:cs="Arial"/>
+                <w:rFonts w:ascii="Arial" w:hAnsi="Arial" w:cs="Arial" w:eastAsia="Arial"/>
+                <w:sz w:val="21"/>
+                <w:szCs w:val="21"/>
+              </w:rPr>
+            </w:pPr>
+            <w:r>
+              <w:rPr>
+                <w:rFonts w:ascii="Arial" w:hAnsi="Arial" w:cs="Arial" w:eastAsia="Arial"/>
                 <w:b/>
                 <w:sz w:val="21"/>
                 <w:szCs w:val="21"/>
@@ -240,14 +240,14 @@
           <w:p>
             <w:pPr>
               <w:rPr>
-                <w:rFonts w:ascii="Arial" w:hAnsi="Arial" w:cs="Arial"/>
-                <w:sz w:val="21"/>
-                <w:szCs w:val="21"/>
-              </w:rPr>
-            </w:pPr>
-            <w:r>
-              <w:rPr>
-                <w:rFonts w:ascii="Arial" w:eastAsia="Arial" w:hAnsi="Arial" w:cs="Arial"/>
+                <w:rFonts w:ascii="Arial" w:hAnsi="Arial" w:cs="Arial" w:eastAsia="Arial"/>
+                <w:sz w:val="21"/>
+                <w:szCs w:val="21"/>
+              </w:rPr>
+            </w:pPr>
+            <w:r>
+              <w:rPr>
+                <w:rFonts w:ascii="Arial" w:hAnsi="Arial" w:cs="Arial" w:eastAsia="Arial"/>
                 <w:sz w:val="21"/>
                 <w:szCs w:val="21"/>
               </w:rPr>
@@ -274,14 +274,14 @@
             <w:pPr>
               <w:ind w:left="3"/>
               <w:rPr>
-                <w:rFonts w:ascii="Arial" w:hAnsi="Arial" w:cs="Arial"/>
-                <w:sz w:val="21"/>
-                <w:szCs w:val="21"/>
-              </w:rPr>
-            </w:pPr>
-            <w:r>
-              <w:rPr>
-                <w:rFonts w:ascii="Arial" w:eastAsia="Arial" w:hAnsi="Arial" w:cs="Arial"/>
+                <w:rFonts w:ascii="Arial" w:hAnsi="Arial" w:cs="Arial" w:eastAsia="Arial"/>
+                <w:sz w:val="21"/>
+                <w:szCs w:val="21"/>
+              </w:rPr>
+            </w:pPr>
+            <w:r>
+              <w:rPr>
+                <w:rFonts w:ascii="Arial" w:hAnsi="Arial" w:cs="Arial" w:eastAsia="Arial"/>
                 <w:b/>
                 <w:sz w:val="21"/>
                 <w:szCs w:val="21"/>
@@ -303,7 +303,7 @@
           <w:p>
             <w:pPr>
               <w:rPr>
-                <w:rFonts w:ascii="Arial" w:hAnsi="Arial" w:cs="Arial"/>
+                <w:rFonts w:ascii="Arial" w:hAnsi="Arial" w:cs="Arial" w:eastAsia="Arial"/>
                 <w:sz w:val="21"/>
                 <w:szCs w:val="21"/>
               </w:rPr>
@@ -311,7 +311,7 @@
             <w:proofErr w:type="spellStart"/>
             <w:r>
               <w:rPr>
-                <w:rFonts w:ascii="Arial" w:eastAsia="Arial" w:hAnsi="Arial" w:cs="Arial"/>
+                <w:rFonts w:ascii="Arial" w:hAnsi="Arial" w:cs="Arial" w:eastAsia="Arial"/>
                 <w:sz w:val="21"/>
                 <w:szCs w:val="21"/>
               </w:rPr>
@@ -320,7 +320,7 @@
             <w:proofErr w:type="spellEnd"/>
             <w:r>
               <w:rPr>
-                <w:rFonts w:ascii="Arial" w:eastAsia="Arial" w:hAnsi="Arial" w:cs="Arial"/>
+                <w:rFonts w:ascii="Arial" w:hAnsi="Arial" w:cs="Arial" w:eastAsia="Arial"/>
                 <w:sz w:val="21"/>
                 <w:szCs w:val="21"/>
               </w:rPr>
@@ -347,14 +347,14 @@
             <w:pPr>
               <w:ind w:left="3"/>
               <w:rPr>
-                <w:rFonts w:ascii="Arial" w:hAnsi="Arial" w:cs="Arial"/>
-                <w:sz w:val="21"/>
-                <w:szCs w:val="21"/>
-              </w:rPr>
-            </w:pPr>
-            <w:r>
-              <w:rPr>
-                <w:rFonts w:ascii="Arial" w:eastAsia="Arial" w:hAnsi="Arial" w:cs="Arial"/>
+                <w:rFonts w:ascii="Arial" w:hAnsi="Arial" w:cs="Arial" w:eastAsia="Arial"/>
+                <w:sz w:val="21"/>
+                <w:szCs w:val="21"/>
+              </w:rPr>
+            </w:pPr>
+            <w:r>
+              <w:rPr>
+                <w:rFonts w:ascii="Arial" w:hAnsi="Arial" w:cs="Arial" w:eastAsia="Arial"/>
                 <w:b/>
                 <w:sz w:val="21"/>
                 <w:szCs w:val="21"/>
@@ -376,7 +376,7 @@
           <w:p>
             <w:pPr>
               <w:rPr>
-                <w:rFonts w:ascii="Arial" w:hAnsi="Arial" w:cs="Arial"/>
+                <w:rFonts w:ascii="Arial" w:hAnsi="Arial" w:cs="Arial" w:eastAsia="Arial"/>
                 <w:sz w:val="21"/>
                 <w:szCs w:val="21"/>
               </w:rPr>
@@ -384,7 +384,7 @@
             <w:proofErr w:type="spellStart"/>
             <w:r>
               <w:rPr>
-                <w:rFonts w:ascii="Arial" w:eastAsia="Arial" w:hAnsi="Arial" w:cs="Arial"/>
+                <w:rFonts w:ascii="Arial" w:hAnsi="Arial" w:cs="Arial" w:eastAsia="Arial"/>
                 <w:sz w:val="21"/>
                 <w:szCs w:val="21"/>
               </w:rPr>
@@ -393,7 +393,7 @@
             <w:proofErr w:type="spellEnd"/>
             <w:r>
               <w:rPr>
-                <w:rFonts w:ascii="Arial" w:eastAsia="Arial" w:hAnsi="Arial" w:cs="Arial"/>
+                <w:rFonts w:ascii="Arial" w:hAnsi="Arial" w:cs="Arial" w:eastAsia="Arial"/>
                 <w:sz w:val="21"/>
                 <w:szCs w:val="21"/>
               </w:rPr>
@@ -420,14 +420,14 @@
             <w:pPr>
               <w:ind w:left="3"/>
               <w:rPr>
-                <w:rFonts w:ascii="Arial" w:hAnsi="Arial" w:cs="Arial"/>
-                <w:sz w:val="21"/>
-                <w:szCs w:val="21"/>
-              </w:rPr>
-            </w:pPr>
-            <w:r>
-              <w:rPr>
-                <w:rFonts w:ascii="Arial" w:eastAsia="Arial" w:hAnsi="Arial" w:cs="Arial"/>
+                <w:rFonts w:ascii="Arial" w:hAnsi="Arial" w:cs="Arial" w:eastAsia="Arial"/>
+                <w:sz w:val="21"/>
+                <w:szCs w:val="21"/>
+              </w:rPr>
+            </w:pPr>
+            <w:r>
+              <w:rPr>
+                <w:rFonts w:ascii="Arial" w:hAnsi="Arial" w:cs="Arial" w:eastAsia="Arial"/>
                 <w:b/>
                 <w:sz w:val="21"/>
                 <w:szCs w:val="21"/>
@@ -449,7 +449,7 @@
           <w:p>
             <w:pPr>
               <w:rPr>
-                <w:rFonts w:ascii="Arial" w:hAnsi="Arial" w:cs="Arial"/>
+                <w:rFonts w:ascii="Arial" w:hAnsi="Arial" w:cs="Arial" w:eastAsia="Arial"/>
                 <w:sz w:val="21"/>
                 <w:szCs w:val="21"/>
               </w:rPr>
@@ -457,7 +457,7 @@
             <w:proofErr w:type="spellStart"/>
             <w:r>
               <w:rPr>
-                <w:rFonts w:ascii="Arial" w:eastAsia="Arial" w:hAnsi="Arial" w:cs="Arial"/>
+                <w:rFonts w:ascii="Arial" w:hAnsi="Arial" w:cs="Arial" w:eastAsia="Arial"/>
                 <w:sz w:val="21"/>
                 <w:szCs w:val="21"/>
               </w:rPr>
@@ -466,7 +466,7 @@
             <w:proofErr w:type="spellEnd"/>
             <w:r>
               <w:rPr>
-                <w:rFonts w:ascii="Arial" w:eastAsia="Arial" w:hAnsi="Arial" w:cs="Arial"/>
+                <w:rFonts w:ascii="Arial" w:hAnsi="Arial" w:cs="Arial" w:eastAsia="Arial"/>
                 <w:sz w:val="21"/>
                 <w:szCs w:val="21"/>
               </w:rPr>
@@ -494,14 +494,14 @@
             <w:pPr>
               <w:ind w:left="3"/>
               <w:rPr>
-                <w:rFonts w:ascii="Arial" w:hAnsi="Arial" w:cs="Arial"/>
-                <w:sz w:val="21"/>
-                <w:szCs w:val="21"/>
-              </w:rPr>
-            </w:pPr>
-            <w:r>
-              <w:rPr>
-                <w:rFonts w:ascii="Arial" w:eastAsia="Arial" w:hAnsi="Arial" w:cs="Arial"/>
+                <w:rFonts w:ascii="Arial" w:hAnsi="Arial" w:cs="Arial" w:eastAsia="Arial"/>
+                <w:sz w:val="21"/>
+                <w:szCs w:val="21"/>
+              </w:rPr>
+            </w:pPr>
+            <w:r>
+              <w:rPr>
+                <w:rFonts w:ascii="Arial" w:hAnsi="Arial" w:cs="Arial" w:eastAsia="Arial"/>
                 <w:b/>
                 <w:sz w:val="21"/>
                 <w:szCs w:val="21"/>
@@ -523,7 +523,7 @@
           <w:p>
             <w:pPr>
               <w:rPr>
-                <w:rFonts w:ascii="Arial" w:hAnsi="Arial" w:cs="Arial"/>
+                <w:rFonts w:ascii="Arial" w:hAnsi="Arial" w:cs="Arial" w:eastAsia="Arial"/>
                 <w:sz w:val="21"/>
                 <w:szCs w:val="21"/>
               </w:rPr>
@@ -531,7 +531,7 @@
             <w:proofErr w:type="spellStart"/>
             <w:r>
               <w:rPr>
-                <w:rFonts w:ascii="Arial" w:eastAsia="Arial" w:hAnsi="Arial" w:cs="Arial"/>
+                <w:rFonts w:ascii="Arial" w:hAnsi="Arial" w:cs="Arial" w:eastAsia="Arial"/>
                 <w:sz w:val="21"/>
                 <w:szCs w:val="21"/>
               </w:rPr>
@@ -540,7 +540,7 @@
             <w:proofErr w:type="spellEnd"/>
             <w:r>
               <w:rPr>
-                <w:rFonts w:ascii="Arial" w:eastAsia="Arial" w:hAnsi="Arial" w:cs="Arial"/>
+                <w:rFonts w:ascii="Arial" w:hAnsi="Arial" w:cs="Arial" w:eastAsia="Arial"/>
                 <w:sz w:val="21"/>
                 <w:szCs w:val="21"/>
               </w:rPr>
@@ -567,14 +567,14 @@
             <w:pPr>
               <w:ind w:left="3"/>
               <w:rPr>
-                <w:rFonts w:ascii="Arial" w:hAnsi="Arial" w:cs="Arial"/>
-                <w:sz w:val="21"/>
-                <w:szCs w:val="21"/>
-              </w:rPr>
-            </w:pPr>
-            <w:r>
-              <w:rPr>
-                <w:rFonts w:ascii="Arial" w:eastAsia="Arial" w:hAnsi="Arial" w:cs="Arial"/>
+                <w:rFonts w:ascii="Arial" w:hAnsi="Arial" w:cs="Arial" w:eastAsia="Arial"/>
+                <w:sz w:val="21"/>
+                <w:szCs w:val="21"/>
+              </w:rPr>
+            </w:pPr>
+            <w:r>
+              <w:rPr>
+                <w:rFonts w:ascii="Arial" w:hAnsi="Arial" w:cs="Arial" w:eastAsia="Arial"/>
                 <w:b/>
                 <w:sz w:val="21"/>
                 <w:szCs w:val="21"/>
@@ -596,7 +596,7 @@
           <w:p>
             <w:pPr>
               <w:rPr>
-                <w:rFonts w:ascii="Arial" w:hAnsi="Arial" w:cs="Arial"/>
+                <w:rFonts w:ascii="Arial" w:hAnsi="Arial" w:cs="Arial" w:eastAsia="Arial"/>
                 <w:sz w:val="21"/>
                 <w:szCs w:val="21"/>
               </w:rPr>
@@ -604,7 +604,7 @@
             <w:proofErr w:type="spellStart"/>
             <w:r>
               <w:rPr>
-                <w:rFonts w:ascii="Arial" w:eastAsia="Arial" w:hAnsi="Arial" w:cs="Arial"/>
+                <w:rFonts w:ascii="Arial" w:hAnsi="Arial" w:cs="Arial" w:eastAsia="Arial"/>
                 <w:sz w:val="21"/>
                 <w:szCs w:val="21"/>
               </w:rPr>
@@ -613,7 +613,7 @@
             <w:proofErr w:type="spellEnd"/>
             <w:r>
               <w:rPr>
-                <w:rFonts w:ascii="Arial" w:eastAsia="Arial" w:hAnsi="Arial" w:cs="Arial"/>
+                <w:rFonts w:ascii="Arial" w:hAnsi="Arial" w:cs="Arial" w:eastAsia="Arial"/>
                 <w:sz w:val="21"/>
                 <w:szCs w:val="21"/>
               </w:rPr>
@@ -622,7 +622,7 @@
             <w:proofErr w:type="gramStart"/>
             <w:r>
               <w:rPr>
-                <w:rFonts w:ascii="Arial" w:eastAsia="Arial" w:hAnsi="Arial" w:cs="Arial"/>
+                <w:rFonts w:ascii="Arial" w:hAnsi="Arial" w:cs="Arial" w:eastAsia="Arial"/>
                 <w:sz w:val="21"/>
                 <w:szCs w:val="21"/>
               </w:rPr>
@@ -631,7 +631,7 @@
             <w:proofErr w:type="gramEnd"/>
             <w:r>
               <w:rPr>
-                <w:rFonts w:ascii="Arial" w:eastAsia="Arial" w:hAnsi="Arial" w:cs="Arial"/>
+                <w:rFonts w:ascii="Arial" w:hAnsi="Arial" w:cs="Arial" w:eastAsia="Arial"/>
                 <w:sz w:val="21"/>
                 <w:szCs w:val="21"/>
               </w:rPr>
@@ -658,14 +658,14 @@
             <w:pPr>
               <w:ind w:left="3"/>
               <w:rPr>
-                <w:rFonts w:ascii="Arial" w:hAnsi="Arial" w:cs="Arial"/>
-                <w:sz w:val="21"/>
-                <w:szCs w:val="21"/>
-              </w:rPr>
-            </w:pPr>
-            <w:r>
-              <w:rPr>
-                <w:rFonts w:ascii="Arial" w:eastAsia="Arial" w:hAnsi="Arial" w:cs="Arial"/>
+                <w:rFonts w:ascii="Arial" w:hAnsi="Arial" w:cs="Arial" w:eastAsia="Arial"/>
+                <w:sz w:val="21"/>
+                <w:szCs w:val="21"/>
+              </w:rPr>
+            </w:pPr>
+            <w:r>
+              <w:rPr>
+                <w:rFonts w:ascii="Arial" w:hAnsi="Arial" w:cs="Arial" w:eastAsia="Arial"/>
                 <w:b/>
                 <w:sz w:val="21"/>
                 <w:szCs w:val="21"/>
@@ -687,14 +687,14 @@
           <w:p>
             <w:pPr>
               <w:rPr>
-                <w:rFonts w:ascii="Arial" w:hAnsi="Arial" w:cs="Arial"/>
-                <w:sz w:val="21"/>
-                <w:szCs w:val="21"/>
-              </w:rPr>
-            </w:pPr>
-            <w:r>
-              <w:rPr>
-                <w:rFonts w:ascii="Arial" w:eastAsia="Arial" w:hAnsi="Arial" w:cs="Arial"/>
+                <w:rFonts w:ascii="Arial" w:hAnsi="Arial" w:cs="Arial" w:eastAsia="Arial"/>
+                <w:sz w:val="21"/>
+                <w:szCs w:val="21"/>
+              </w:rPr>
+            </w:pPr>
+            <w:r>
+              <w:rPr>
+                <w:rFonts w:ascii="Arial" w:hAnsi="Arial" w:cs="Arial" w:eastAsia="Arial"/>
                 <w:sz w:val="21"/>
                 <w:szCs w:val="21"/>
               </w:rPr>
@@ -721,14 +721,14 @@
             <w:pPr>
               <w:ind w:left="3"/>
               <w:rPr>
-                <w:rFonts w:ascii="Arial" w:hAnsi="Arial" w:cs="Arial"/>
-                <w:sz w:val="21"/>
-                <w:szCs w:val="21"/>
-              </w:rPr>
-            </w:pPr>
-            <w:r>
-              <w:rPr>
-                <w:rFonts w:ascii="Arial" w:eastAsia="Arial" w:hAnsi="Arial" w:cs="Arial"/>
+                <w:rFonts w:ascii="Arial" w:hAnsi="Arial" w:cs="Arial" w:eastAsia="Arial"/>
+                <w:sz w:val="21"/>
+                <w:szCs w:val="21"/>
+              </w:rPr>
+            </w:pPr>
+            <w:r>
+              <w:rPr>
+                <w:rFonts w:ascii="Arial" w:hAnsi="Arial" w:cs="Arial" w:eastAsia="Arial"/>
                 <w:b/>
                 <w:sz w:val="21"/>
                 <w:szCs w:val="21"/>
@@ -750,14 +750,14 @@
           <w:p>
             <w:pPr>
               <w:rPr>
-                <w:rFonts w:ascii="Arial" w:hAnsi="Arial" w:cs="Arial"/>
-                <w:sz w:val="21"/>
-                <w:szCs w:val="21"/>
-              </w:rPr>
-            </w:pPr>
-            <w:r>
-              <w:rPr>
-                <w:rFonts w:ascii="Arial" w:eastAsia="Arial" w:hAnsi="Arial" w:cs="Arial"/>
+                <w:rFonts w:ascii="Arial" w:hAnsi="Arial" w:cs="Arial" w:eastAsia="Arial"/>
+                <w:sz w:val="21"/>
+                <w:szCs w:val="21"/>
+              </w:rPr>
+            </w:pPr>
+            <w:r>
+              <w:rPr>
+                <w:rFonts w:ascii="Arial" w:hAnsi="Arial" w:cs="Arial" w:eastAsia="Arial"/>
                 <w:sz w:val="21"/>
                 <w:szCs w:val="21"/>
               </w:rPr>
@@ -784,14 +784,14 @@
             <w:pPr>
               <w:ind w:left="3"/>
               <w:rPr>
-                <w:rFonts w:ascii="Arial" w:hAnsi="Arial" w:cs="Arial"/>
-                <w:sz w:val="21"/>
-                <w:szCs w:val="21"/>
-              </w:rPr>
-            </w:pPr>
-            <w:r>
-              <w:rPr>
-                <w:rFonts w:ascii="Arial" w:eastAsia="Arial" w:hAnsi="Arial" w:cs="Arial"/>
+                <w:rFonts w:ascii="Arial" w:hAnsi="Arial" w:cs="Arial" w:eastAsia="Arial"/>
+                <w:sz w:val="21"/>
+                <w:szCs w:val="21"/>
+              </w:rPr>
+            </w:pPr>
+            <w:r>
+              <w:rPr>
+                <w:rFonts w:ascii="Arial" w:hAnsi="Arial" w:cs="Arial" w:eastAsia="Arial"/>
                 <w:b/>
                 <w:sz w:val="21"/>
                 <w:szCs w:val="21"/>
@@ -813,14 +813,14 @@
           <w:p>
             <w:pPr>
               <w:rPr>
-                <w:rFonts w:ascii="Arial" w:hAnsi="Arial" w:cs="Arial"/>
-                <w:sz w:val="21"/>
-                <w:szCs w:val="21"/>
-              </w:rPr>
-            </w:pPr>
-            <w:r>
-              <w:rPr>
-                <w:rFonts w:ascii="Arial" w:eastAsia="Arial" w:hAnsi="Arial" w:cs="Arial"/>
+                <w:rFonts w:ascii="Arial" w:hAnsi="Arial" w:cs="Arial" w:eastAsia="Arial"/>
+                <w:sz w:val="21"/>
+                <w:szCs w:val="21"/>
+              </w:rPr>
+            </w:pPr>
+            <w:r>
+              <w:rPr>
+                <w:rFonts w:ascii="Arial" w:hAnsi="Arial" w:cs="Arial" w:eastAsia="Arial"/>
                 <w:sz w:val="21"/>
                 <w:szCs w:val="21"/>
               </w:rPr>
@@ -847,14 +847,14 @@
             <w:pPr>
               <w:ind w:left="3"/>
               <w:rPr>
-                <w:rFonts w:ascii="Arial" w:hAnsi="Arial" w:cs="Arial"/>
-                <w:sz w:val="21"/>
-                <w:szCs w:val="21"/>
-              </w:rPr>
-            </w:pPr>
-            <w:r>
-              <w:rPr>
-                <w:rFonts w:ascii="Arial" w:eastAsia="Arial" w:hAnsi="Arial" w:cs="Arial"/>
+                <w:rFonts w:ascii="Arial" w:hAnsi="Arial" w:cs="Arial" w:eastAsia="Arial"/>
+                <w:sz w:val="21"/>
+                <w:szCs w:val="21"/>
+              </w:rPr>
+            </w:pPr>
+            <w:r>
+              <w:rPr>
+                <w:rFonts w:ascii="Arial" w:hAnsi="Arial" w:cs="Arial" w:eastAsia="Arial"/>
                 <w:b/>
                 <w:sz w:val="21"/>
                 <w:szCs w:val="21"/>
@@ -876,14 +876,14 @@
           <w:p>
             <w:pPr>
               <w:rPr>
-                <w:rFonts w:ascii="Arial" w:hAnsi="Arial" w:cs="Arial"/>
-                <w:sz w:val="21"/>
-                <w:szCs w:val="21"/>
-              </w:rPr>
-            </w:pPr>
-            <w:r>
-              <w:rPr>
-                <w:rFonts w:ascii="Arial" w:eastAsia="Arial" w:hAnsi="Arial" w:cs="Arial"/>
+                <w:rFonts w:ascii="Arial" w:hAnsi="Arial" w:cs="Arial" w:eastAsia="Arial"/>
+                <w:sz w:val="21"/>
+                <w:szCs w:val="21"/>
+              </w:rPr>
+            </w:pPr>
+            <w:r>
+              <w:rPr>
+                <w:rFonts w:ascii="Arial" w:hAnsi="Arial" w:cs="Arial" w:eastAsia="Arial"/>
                 <w:sz w:val="21"/>
                 <w:szCs w:val="21"/>
               </w:rPr>
@@ -910,14 +910,14 @@
             <w:pPr>
               <w:ind w:left="3"/>
               <w:rPr>
-                <w:rFonts w:ascii="Arial" w:hAnsi="Arial" w:cs="Arial"/>
-                <w:sz w:val="21"/>
-                <w:szCs w:val="21"/>
-              </w:rPr>
-            </w:pPr>
-            <w:r>
-              <w:rPr>
-                <w:rFonts w:ascii="Arial" w:eastAsia="Arial" w:hAnsi="Arial" w:cs="Arial"/>
+                <w:rFonts w:ascii="Arial" w:hAnsi="Arial" w:cs="Arial" w:eastAsia="Arial"/>
+                <w:sz w:val="21"/>
+                <w:szCs w:val="21"/>
+              </w:rPr>
+            </w:pPr>
+            <w:r>
+              <w:rPr>
+                <w:rFonts w:ascii="Arial" w:hAnsi="Arial" w:cs="Arial" w:eastAsia="Arial"/>
                 <w:b/>
                 <w:sz w:val="21"/>
                 <w:szCs w:val="21"/>
@@ -939,14 +939,14 @@
           <w:p>
             <w:pPr>
               <w:rPr>
-                <w:rFonts w:ascii="Arial" w:hAnsi="Arial" w:cs="Arial"/>
-                <w:sz w:val="21"/>
-                <w:szCs w:val="21"/>
-              </w:rPr>
-            </w:pPr>
-            <w:r>
-              <w:rPr>
-                <w:rFonts w:ascii="Arial" w:eastAsia="Arial" w:hAnsi="Arial" w:cs="Arial"/>
+                <w:rFonts w:ascii="Arial" w:hAnsi="Arial" w:cs="Arial" w:eastAsia="Arial"/>
+                <w:sz w:val="21"/>
+                <w:szCs w:val="21"/>
+              </w:rPr>
+            </w:pPr>
+            <w:r>
+              <w:rPr>
+                <w:rFonts w:ascii="Arial" w:hAnsi="Arial" w:cs="Arial" w:eastAsia="Arial"/>
                 <w:sz w:val="21"/>
                 <w:szCs w:val="21"/>
               </w:rPr>
@@ -973,14 +973,14 @@
             <w:pPr>
               <w:ind w:left="3"/>
               <w:rPr>
-                <w:rFonts w:ascii="Arial" w:hAnsi="Arial" w:cs="Arial"/>
-                <w:sz w:val="21"/>
-                <w:szCs w:val="21"/>
-              </w:rPr>
-            </w:pPr>
-            <w:r>
-              <w:rPr>
-                <w:rFonts w:ascii="Arial" w:eastAsia="Arial" w:hAnsi="Arial" w:cs="Arial"/>
+                <w:rFonts w:ascii="Arial" w:hAnsi="Arial" w:cs="Arial" w:eastAsia="Arial"/>
+                <w:sz w:val="21"/>
+                <w:szCs w:val="21"/>
+              </w:rPr>
+            </w:pPr>
+            <w:r>
+              <w:rPr>
+                <w:rFonts w:ascii="Arial" w:hAnsi="Arial" w:cs="Arial" w:eastAsia="Arial"/>
                 <w:b/>
                 <w:sz w:val="21"/>
                 <w:szCs w:val="21"/>
@@ -1002,14 +1002,14 @@
           <w:p>
             <w:pPr>
               <w:rPr>
-                <w:rFonts w:ascii="Arial" w:hAnsi="Arial" w:cs="Arial"/>
-                <w:sz w:val="21"/>
-                <w:szCs w:val="21"/>
-              </w:rPr>
-            </w:pPr>
-            <w:r>
-              <w:rPr>
-                <w:rFonts w:ascii="Arial" w:eastAsia="Arial" w:hAnsi="Arial" w:cs="Arial"/>
+                <w:rFonts w:ascii="Arial" w:hAnsi="Arial" w:cs="Arial" w:eastAsia="Arial"/>
+                <w:sz w:val="21"/>
+                <w:szCs w:val="21"/>
+              </w:rPr>
+            </w:pPr>
+            <w:r>
+              <w:rPr>
+                <w:rFonts w:ascii="Arial" w:hAnsi="Arial" w:cs="Arial" w:eastAsia="Arial"/>
                 <w:sz w:val="21"/>
                 <w:szCs w:val="21"/>
               </w:rPr>
@@ -1036,14 +1036,14 @@
             <w:pPr>
               <w:ind w:left="3"/>
               <w:rPr>
-                <w:rFonts w:ascii="Arial" w:hAnsi="Arial" w:cs="Arial"/>
-                <w:sz w:val="21"/>
-                <w:szCs w:val="21"/>
-              </w:rPr>
-            </w:pPr>
-            <w:r>
-              <w:rPr>
-                <w:rFonts w:ascii="Arial" w:eastAsia="Arial" w:hAnsi="Arial" w:cs="Arial"/>
+                <w:rFonts w:ascii="Arial" w:hAnsi="Arial" w:cs="Arial" w:eastAsia="Arial"/>
+                <w:sz w:val="21"/>
+                <w:szCs w:val="21"/>
+              </w:rPr>
+            </w:pPr>
+            <w:r>
+              <w:rPr>
+                <w:rFonts w:ascii="Arial" w:hAnsi="Arial" w:cs="Arial" w:eastAsia="Arial"/>
                 <w:b/>
                 <w:sz w:val="21"/>
                 <w:szCs w:val="21"/>
@@ -1065,14 +1065,14 @@
           <w:p>
             <w:pPr>
               <w:rPr>
-                <w:rFonts w:ascii="Arial" w:hAnsi="Arial" w:cs="Arial"/>
-                <w:sz w:val="21"/>
-                <w:szCs w:val="21"/>
-              </w:rPr>
-            </w:pPr>
-            <w:r>
-              <w:rPr>
-                <w:rFonts w:ascii="Arial" w:eastAsia="Arial" w:hAnsi="Arial" w:cs="Arial"/>
+                <w:rFonts w:ascii="Arial" w:hAnsi="Arial" w:cs="Arial" w:eastAsia="Arial"/>
+                <w:sz w:val="21"/>
+                <w:szCs w:val="21"/>
+              </w:rPr>
+            </w:pPr>
+            <w:r>
+              <w:rPr>
+                <w:rFonts w:ascii="Arial" w:hAnsi="Arial" w:cs="Arial" w:eastAsia="Arial"/>
                 <w:sz w:val="21"/>
                 <w:szCs w:val="21"/>
               </w:rPr>
@@ -1099,14 +1099,14 @@
             <w:pPr>
               <w:ind w:left="3"/>
               <w:rPr>
-                <w:rFonts w:ascii="Arial" w:hAnsi="Arial" w:cs="Arial"/>
-                <w:sz w:val="21"/>
-                <w:szCs w:val="21"/>
-              </w:rPr>
-            </w:pPr>
-            <w:r>
-              <w:rPr>
-                <w:rFonts w:ascii="Arial" w:eastAsia="Arial" w:hAnsi="Arial" w:cs="Arial"/>
+                <w:rFonts w:ascii="Arial" w:hAnsi="Arial" w:cs="Arial" w:eastAsia="Arial"/>
+                <w:sz w:val="21"/>
+                <w:szCs w:val="21"/>
+              </w:rPr>
+            </w:pPr>
+            <w:r>
+              <w:rPr>
+                <w:rFonts w:ascii="Arial" w:hAnsi="Arial" w:cs="Arial" w:eastAsia="Arial"/>
                 <w:b/>
                 <w:sz w:val="21"/>
                 <w:szCs w:val="21"/>
@@ -1128,14 +1128,14 @@
           <w:p>
             <w:pPr>
               <w:rPr>
-                <w:rFonts w:ascii="Arial" w:hAnsi="Arial" w:cs="Arial"/>
-                <w:sz w:val="21"/>
-                <w:szCs w:val="21"/>
-              </w:rPr>
-            </w:pPr>
-            <w:r>
-              <w:rPr>
-                <w:rFonts w:ascii="Arial" w:eastAsia="Arial" w:hAnsi="Arial" w:cs="Arial"/>
+                <w:rFonts w:ascii="Arial" w:hAnsi="Arial" w:cs="Arial" w:eastAsia="Arial"/>
+                <w:sz w:val="21"/>
+                <w:szCs w:val="21"/>
+              </w:rPr>
+            </w:pPr>
+            <w:r>
+              <w:rPr>
+                <w:rFonts w:ascii="Arial" w:hAnsi="Arial" w:cs="Arial" w:eastAsia="Arial"/>
                 <w:sz w:val="21"/>
                 <w:szCs w:val="21"/>
               </w:rPr>
@@ -1160,10 +1160,10 @@
   <w:docDefaults>
     <w:rPrDefault>
       <w:rPr>
-        <w:rFonts w:asciiTheme="minorHAnsi" w:eastAsiaTheme="minorEastAsia" w:hAnsiTheme="minorHAnsi" w:cstheme="minorBidi"/>
+        <w:rFonts w:ascii="Arial" w:hAnsi="Arial" w:cs="Arial" w:eastAsia="Arial"/>
         <w:kern w:val="2"/>
-        <w:sz w:val="24"/>
-        <w:szCs w:val="24"/>
+        <w:sz w:val="21"/>
+        <w:szCs w:val="21"/>
         <w:lang w:val="en-IN" w:eastAsia="en-IN" w:bidi="ar-SA"/>
         <w14:ligatures w14:val="standardContextual"/>
       </w:rPr>
@@ -1559,9 +1559,9 @@
       <w:spacing w:line="259" w:lineRule="auto"/>
     </w:pPr>
     <w:rPr>
-      <w:rFonts w:ascii="Calibri" w:eastAsia="Calibri" w:hAnsi="Calibri" w:cs="Calibri"/>
+      <w:rFonts w:ascii="Arial" w:hAnsi="Arial" w:cs="Arial" w:eastAsia="Arial"/>
       <w:color w:val="000000"/>
-      <w:sz w:val="22"/>
+      <w:sz w:val="21"/>
     </w:rPr>
   </w:style>
   <w:style w:type="character" w:default="1" w:styleId="DefaultParagraphFont">
